--- a/Chetan Siriguppa Resume.docx
+++ b/Chetan Siriguppa Resume.docx
@@ -25,10 +25,23 @@
     </w:p>
     <w:p>
       <w:r>
-        <w:t>2x AWS Certified (SAP-C02, DOP-C02) | 2x GitHub Certified (GHAS &amp; GHA) | Azure Certified (AZ-900)</w:t>
-      </w:r>
-    </w:p>
-    <w:p>
+        <w:t>2x AWS Certified (SAP-C02, DOP-C02</w:t>
+      </w:r>
+      <w:proofErr w:type="gramStart"/>
+      <w:r>
+        <w:t>) | 2</w:t>
+      </w:r>
+      <w:proofErr w:type="gramEnd"/>
+      <w:r>
+        <w:t>x GitHub Certified (GHAS &amp; GHA) | Azure Certified (AZ-900)</w:t>
+      </w:r>
+    </w:p>
+    <w:p>
+      <w:pPr>
+        <w:rPr>
+          <w:color w:val="000000" w:themeColor="text1"/>
+        </w:rPr>
+      </w:pPr>
       <w:r>
         <w:t>9121942447</w:t>
       </w:r>
@@ -64,14 +77,41 @@
         <w:t>LinkedIn</w:t>
       </w:r>
       <w:r>
+        <w:rPr>
+          <w:color w:val="000000" w:themeColor="text1"/>
+        </w:rPr>
         <w:t xml:space="preserve">: </w:t>
       </w:r>
-      <w:r>
-        <w:t>linkedin.com/in/</w:t>
-      </w:r>
-      <w:r>
-        <w:t>chetansiriguppa</w:t>
-      </w:r>
+      <w:hyperlink r:id="rId10" w:history="1">
+        <w:r>
+          <w:rPr>
+            <w:rStyle w:val="Hyperlink"/>
+            <w:color w:val="000000" w:themeColor="text1"/>
+          </w:rPr>
+          <w:t>linkedin.com/in/</w:t>
+        </w:r>
+        <w:r>
+          <w:rPr>
+            <w:rStyle w:val="Hyperlink"/>
+            <w:color w:val="000000" w:themeColor="text1"/>
+          </w:rPr>
+          <w:t>ch</w:t>
+        </w:r>
+        <w:r>
+          <w:rPr>
+            <w:rStyle w:val="Hyperlink"/>
+            <w:color w:val="000000" w:themeColor="text1"/>
+          </w:rPr>
+          <w:t>e</w:t>
+        </w:r>
+        <w:r>
+          <w:rPr>
+            <w:rStyle w:val="Hyperlink"/>
+            <w:color w:val="000000" w:themeColor="text1"/>
+          </w:rPr>
+          <w:t>tansiriguppa</w:t>
+        </w:r>
+      </w:hyperlink>
     </w:p>
     <w:p>
       <w:pPr>
@@ -81,7 +121,7 @@
         <w:spacing w:line="240" w:lineRule="auto"/>
         <w:rPr>
           <w:rFonts w:ascii="Open Sans" w:hAnsi="Open Sans" w:cs="Open Sans"/>
-          <w:color w:val="3A3A3A" w:themeColor="background2" w:themeShade="40"/>
+          <w:color w:val="000000" w:themeColor="text1"/>
           <w:sz w:val="8"/>
           <w:szCs w:val="8"/>
         </w:rPr>
@@ -119,6 +159,11 @@
     </w:p>
     <w:p>
       <w:pPr>
+        <w:ind w:firstLine="720"/>
+      </w:pPr>
+    </w:p>
+    <w:p>
+      <w:pPr>
         <w:pStyle w:val="Heading1"/>
       </w:pPr>
       <w:r>
@@ -135,8 +180,15 @@
       <w:pPr>
         <w:pStyle w:val="List"/>
       </w:pPr>
-      <w:r>
-        <w:t>B.Tech in Electronics and Communication Engineering</w:t>
+      <w:proofErr w:type="spellStart"/>
+      <w:proofErr w:type="gramStart"/>
+      <w:r>
+        <w:t>B.Tech</w:t>
+      </w:r>
+      <w:proofErr w:type="spellEnd"/>
+      <w:proofErr w:type="gramEnd"/>
+      <w:r>
+        <w:t xml:space="preserve"> in Electronics and Communication Engineering</w:t>
       </w:r>
       <w:r>
         <w:t xml:space="preserve"> | </w:t>
@@ -144,6 +196,11 @@
       <w:r>
         <w:t>Rajeev Gandhi Memorial College of Engineering and Technology</w:t>
       </w:r>
+    </w:p>
+    <w:p>
+      <w:pPr>
+        <w:pStyle w:val="List"/>
+      </w:pPr>
       <w:r>
         <w:tab/>
       </w:r>
@@ -266,12 +323,6 @@
         <w:rPr>
           <w:sz w:val="22"/>
         </w:rPr>
-        <w:t xml:space="preserve"> </w:t>
-      </w:r>
-      <w:r>
-        <w:rPr>
-          <w:sz w:val="22"/>
-        </w:rPr>
         <w:t xml:space="preserve"> Scripting</w:t>
       </w:r>
       <w:r>
@@ -352,7 +403,13 @@
         <w:rPr>
           <w:sz w:val="22"/>
         </w:rPr>
-        <w:t xml:space="preserve"> Containerized Microservices Architechures</w:t>
+        <w:t xml:space="preserve"> Containerized Microservices </w:t>
+      </w:r>
+      <w:r>
+        <w:rPr>
+          <w:sz w:val="22"/>
+        </w:rPr>
+        <w:t>Architecture</w:t>
       </w:r>
     </w:p>
     <w:p>
@@ -679,7 +736,49 @@
         <w:rPr>
           <w:sz w:val="22"/>
         </w:rPr>
-        <w:t xml:space="preserve"> GitHub Advanced Security, CodeQL, Dependabot, SonarCloud, Snyk, OWASP ZAP,</w:t>
+        <w:t xml:space="preserve"> GitHub Advanced Security, </w:t>
+      </w:r>
+      <w:proofErr w:type="spellStart"/>
+      <w:r>
+        <w:rPr>
+          <w:sz w:val="22"/>
+        </w:rPr>
+        <w:t>CodeQL</w:t>
+      </w:r>
+      <w:proofErr w:type="spellEnd"/>
+      <w:r>
+        <w:rPr>
+          <w:sz w:val="22"/>
+        </w:rPr>
+        <w:t xml:space="preserve">, </w:t>
+      </w:r>
+      <w:proofErr w:type="spellStart"/>
+      <w:r>
+        <w:rPr>
+          <w:sz w:val="22"/>
+        </w:rPr>
+        <w:t>Dependabot</w:t>
+      </w:r>
+      <w:proofErr w:type="spellEnd"/>
+      <w:r>
+        <w:rPr>
+          <w:sz w:val="22"/>
+        </w:rPr>
+        <w:t xml:space="preserve">, </w:t>
+      </w:r>
+      <w:proofErr w:type="spellStart"/>
+      <w:r>
+        <w:rPr>
+          <w:sz w:val="22"/>
+        </w:rPr>
+        <w:t>SonarCloud</w:t>
+      </w:r>
+      <w:proofErr w:type="spellEnd"/>
+      <w:r>
+        <w:rPr>
+          <w:sz w:val="22"/>
+        </w:rPr>
+        <w:t>, Snyk, OWASP ZAP,</w:t>
       </w:r>
       <w:r>
         <w:rPr>
@@ -687,12 +786,28 @@
         </w:rPr>
         <w:t xml:space="preserve"> </w:t>
       </w:r>
-      <w:r>
-        <w:rPr>
-          <w:sz w:val="22"/>
-        </w:rPr>
-        <w:t>Trivy, Terrascan</w:t>
-      </w:r>
+      <w:proofErr w:type="spellStart"/>
+      <w:r>
+        <w:rPr>
+          <w:sz w:val="22"/>
+        </w:rPr>
+        <w:t>Trivy</w:t>
+      </w:r>
+      <w:proofErr w:type="spellEnd"/>
+      <w:r>
+        <w:rPr>
+          <w:sz w:val="22"/>
+        </w:rPr>
+        <w:t xml:space="preserve">, </w:t>
+      </w:r>
+      <w:proofErr w:type="spellStart"/>
+      <w:r>
+        <w:rPr>
+          <w:sz w:val="22"/>
+        </w:rPr>
+        <w:t>Terrascan</w:t>
+      </w:r>
+      <w:proofErr w:type="spellEnd"/>
       <w:r>
         <w:rPr>
           <w:sz w:val="22"/>
@@ -703,7 +818,21 @@
         <w:rPr>
           <w:sz w:val="22"/>
         </w:rPr>
-        <w:t>, least-privilege IAM</w:t>
+        <w:t xml:space="preserve">, </w:t>
+      </w:r>
+      <w:proofErr w:type="gramStart"/>
+      <w:r>
+        <w:rPr>
+          <w:sz w:val="22"/>
+        </w:rPr>
+        <w:t>least-privilege</w:t>
+      </w:r>
+      <w:proofErr w:type="gramEnd"/>
+      <w:r>
+        <w:rPr>
+          <w:sz w:val="22"/>
+        </w:rPr>
+        <w:t xml:space="preserve"> IAM</w:t>
       </w:r>
     </w:p>
     <w:p>
@@ -747,13 +876,13 @@
         <w:rPr>
           <w:sz w:val="22"/>
         </w:rPr>
-        <w:t>Networking</w:t>
-      </w:r>
-      <w:r>
-        <w:rPr>
-          <w:sz w:val="22"/>
-        </w:rPr>
-        <w:t>(TCP/IP, DNS, HTTP, TLS)</w:t>
+        <w:t>Networking (</w:t>
+      </w:r>
+      <w:r>
+        <w:rPr>
+          <w:sz w:val="22"/>
+        </w:rPr>
+        <w:t>TCP/IP, DNS, HTTP, TLS)</w:t>
       </w:r>
       <w:r>
         <w:rPr>
@@ -767,6 +896,15 @@
         </w:rPr>
         <w:t>Log Analysis</w:t>
       </w:r>
+    </w:p>
+    <w:p>
+      <w:pPr>
+        <w:pStyle w:val="Space"/>
+        <w:ind w:left="720"/>
+        <w:rPr>
+          <w:sz w:val="22"/>
+        </w:rPr>
+      </w:pPr>
     </w:p>
     <w:p>
       <w:pPr>
@@ -870,7 +1008,7 @@
         <w:rPr>
           <w:sz w:val="22"/>
         </w:rPr>
-        <w:t>Reduced deployment failures by ~40% via reusable workflows, validation checks, required status gates, and automated rollbacks.</w:t>
+        <w:t>Boosted deployment reliability by 40% by architecting reusable GitHub Actions workflows with integrated validation checks, status gates, and automated rollback triggers.</w:t>
       </w:r>
     </w:p>
     <w:p>
@@ -888,7 +1026,19 @@
         <w:rPr>
           <w:sz w:val="22"/>
         </w:rPr>
-        <w:t>Deployed and supported containerized workloads on Kubernetes (EKS and AKS) with rolling updates, environment isolation, and high availability.</w:t>
+        <w:t xml:space="preserve">Deployed and supported containerized workloads on Kubernetes (EKS and AKS) with rolling updates, </w:t>
+      </w:r>
+      <w:r>
+        <w:rPr>
+          <w:sz w:val="22"/>
+        </w:rPr>
+        <w:t>environmental</w:t>
+      </w:r>
+      <w:r>
+        <w:rPr>
+          <w:sz w:val="22"/>
+        </w:rPr>
+        <w:t xml:space="preserve"> isolation, and high availability.</w:t>
       </w:r>
     </w:p>
     <w:p>
@@ -906,6 +1056,7 @@
         <w:rPr>
           <w:sz w:val="22"/>
         </w:rPr>
+        <w:lastRenderedPageBreak/>
         <w:t>Worked under ISO</w:t>
       </w:r>
       <w:r>
@@ -962,14 +1113,13 @@
         <w:rPr>
           <w:sz w:val="22"/>
         </w:rPr>
-        <w:t xml:space="preserve">Provisioned and managed 100+ cloud resources—including Kubernetes clusters, compute, IAM, networking, storage, Lambda, API Gateway, DynamoDB, and SQS/SNS—using Terraform, and engineered </w:t>
-      </w:r>
-      <w:r>
-        <w:rPr>
-          <w:sz w:val="22"/>
-        </w:rPr>
-        <w:lastRenderedPageBreak/>
-        <w:t>reusable Terraform modules that standardized infrastructure provisioning and reduced delivery time across multiple teams</w:t>
+        <w:t>Provisioned and managed 100+ cloud resources—including Kubernetes clusters, compute, IAM, networking, storage, Lambda, API Gateway, DynamoDB, and SQS/SNS—using Terraform, and engineered reusable Terraform modules that standardized infrastructure provisioning and reduced delivery time across multiple teams</w:t>
+      </w:r>
+      <w:r>
+        <w:rPr>
+          <w:sz w:val="22"/>
+        </w:rPr>
+        <w:t>.</w:t>
       </w:r>
     </w:p>
     <w:p>
@@ -987,33 +1137,21 @@
         <w:rPr>
           <w:sz w:val="22"/>
         </w:rPr>
-        <w:t>Led AWS to Azure migrations by recreating infrastructure, adapting pipelines, and executing near</w:t>
-      </w:r>
-      <w:r>
-        <w:rPr>
-          <w:rFonts w:ascii="Cambria Math" w:hAnsi="Cambria Math" w:cs="Cambria Math"/>
-          <w:sz w:val="22"/>
-        </w:rPr>
-        <w:t>‑</w:t>
-      </w:r>
-      <w:r>
-        <w:rPr>
-          <w:sz w:val="22"/>
-        </w:rPr>
-        <w:t>zero</w:t>
-      </w:r>
-      <w:r>
-        <w:rPr>
-          <w:rFonts w:ascii="Cambria Math" w:hAnsi="Cambria Math" w:cs="Cambria Math"/>
-          <w:sz w:val="22"/>
-        </w:rPr>
-        <w:t>‑</w:t>
-      </w:r>
-      <w:r>
-        <w:rPr>
-          <w:sz w:val="22"/>
-        </w:rPr>
-        <w:t>downtime cutovers.</w:t>
+        <w:t xml:space="preserve">Achieved near-zero-downtime cutovers during a large-scale Azure-to-AWS migration by recreating complex networking and compute stacks using </w:t>
+      </w:r>
+      <w:proofErr w:type="spellStart"/>
+      <w:r>
+        <w:rPr>
+          <w:sz w:val="22"/>
+        </w:rPr>
+        <w:t>IaC</w:t>
+      </w:r>
+      <w:proofErr w:type="spellEnd"/>
+      <w:r>
+        <w:rPr>
+          <w:sz w:val="22"/>
+        </w:rPr>
+        <w:t xml:space="preserve"> and adapting CI/CD pipelines.</w:t>
       </w:r>
     </w:p>
     <w:p>
@@ -1092,7 +1230,91 @@
         <w:rPr>
           <w:sz w:val="22"/>
         </w:rPr>
-        <w:t>privilege IAM (Lambda, API Gateway, SQS, SNS), and CI security scanning (CodeQL, Snyk, Trivy, Terrascan, SonarCloud, Dependabot).</w:t>
+        <w:t>privilege IAM (Lambda, API Gateway, SQS, SNS), and CI security scanning (</w:t>
+      </w:r>
+      <w:proofErr w:type="spellStart"/>
+      <w:r>
+        <w:rPr>
+          <w:sz w:val="22"/>
+        </w:rPr>
+        <w:t>CodeQL</w:t>
+      </w:r>
+      <w:proofErr w:type="spellEnd"/>
+      <w:r>
+        <w:rPr>
+          <w:sz w:val="22"/>
+        </w:rPr>
+        <w:t xml:space="preserve">, </w:t>
+      </w:r>
+      <w:proofErr w:type="spellStart"/>
+      <w:r>
+        <w:rPr>
+          <w:sz w:val="22"/>
+        </w:rPr>
+        <w:t>Snyk</w:t>
+      </w:r>
+      <w:proofErr w:type="spellEnd"/>
+      <w:r>
+        <w:rPr>
+          <w:sz w:val="22"/>
+        </w:rPr>
+        <w:t xml:space="preserve">, </w:t>
+      </w:r>
+      <w:proofErr w:type="spellStart"/>
+      <w:r>
+        <w:rPr>
+          <w:sz w:val="22"/>
+        </w:rPr>
+        <w:t>Trivy</w:t>
+      </w:r>
+      <w:proofErr w:type="spellEnd"/>
+      <w:r>
+        <w:rPr>
+          <w:sz w:val="22"/>
+        </w:rPr>
+        <w:t xml:space="preserve">, </w:t>
+      </w:r>
+      <w:proofErr w:type="spellStart"/>
+      <w:r>
+        <w:rPr>
+          <w:sz w:val="22"/>
+        </w:rPr>
+        <w:t>Terrascan</w:t>
+      </w:r>
+      <w:proofErr w:type="spellEnd"/>
+      <w:r>
+        <w:rPr>
+          <w:sz w:val="22"/>
+        </w:rPr>
+        <w:t xml:space="preserve">, </w:t>
+      </w:r>
+      <w:proofErr w:type="spellStart"/>
+      <w:r>
+        <w:rPr>
+          <w:sz w:val="22"/>
+        </w:rPr>
+        <w:t>SonarCloud</w:t>
+      </w:r>
+      <w:proofErr w:type="spellEnd"/>
+      <w:r>
+        <w:rPr>
+          <w:sz w:val="22"/>
+        </w:rPr>
+        <w:t xml:space="preserve">, </w:t>
+      </w:r>
+      <w:proofErr w:type="spellStart"/>
+      <w:r>
+        <w:rPr>
+          <w:sz w:val="22"/>
+        </w:rPr>
+        <w:t>Dependabot</w:t>
+      </w:r>
+      <w:proofErr w:type="spellEnd"/>
+      <w:r>
+        <w:rPr>
+          <w:sz w:val="22"/>
+        </w:rPr>
+        <w:t>).</w:t>
       </w:r>
     </w:p>
     <w:p>
@@ -1185,210 +1407,89 @@
     </w:p>
     <w:p>
       <w:pPr>
+        <w:pStyle w:val="Space"/>
+        <w:rPr>
+          <w:sz w:val="22"/>
+        </w:rPr>
+      </w:pPr>
+    </w:p>
+    <w:p>
+      <w:pPr>
         <w:pStyle w:val="Heading1"/>
       </w:pPr>
       <w:r>
-        <w:t>Key engineering projects</w:t>
-      </w:r>
-    </w:p>
-    <w:p>
-      <w:pPr>
-        <w:pStyle w:val="List"/>
-        <w:rPr>
-          <w:b/>
-          <w:bCs/>
-        </w:rPr>
-      </w:pPr>
-      <w:r>
-        <w:rPr>
-          <w:b/>
-          <w:bCs/>
-        </w:rPr>
-        <w:t>Enterprise Kubernetes Platform (EKS/AKS) with Service Mesh &amp; Observability</w:t>
-      </w:r>
-    </w:p>
-    <w:p>
-      <w:pPr>
-        <w:pStyle w:val="List"/>
+        <w:t>C</w:t>
+      </w:r>
+      <w:r>
+        <w:t>ore strengths</w:t>
+      </w:r>
+    </w:p>
+    <w:p>
+      <w:pPr>
+        <w:pStyle w:val="ListParagraph"/>
         <w:numPr>
           <w:ilvl w:val="0"/>
-          <w:numId w:val="15"/>
+          <w:numId w:val="18"/>
         </w:numPr>
-        <w:rPr>
-          <w:sz w:val="22"/>
-        </w:rPr>
-      </w:pPr>
-      <w:r>
-        <w:rPr>
-          <w:sz w:val="22"/>
-        </w:rPr>
-        <w:t>Engineered scalable Kubernetes platforms on AWS EKS &amp; Azure AKS using Terraform, Helm, and GitOps workflows.</w:t>
-      </w:r>
-    </w:p>
-    <w:p>
-      <w:pPr>
-        <w:pStyle w:val="List"/>
+        <w:jc w:val="left"/>
+      </w:pPr>
+      <w:r>
+        <w:t>Production incident response and troubleshooting in on-call environments (Sev-1/Sev-2 handling).</w:t>
+      </w:r>
+    </w:p>
+    <w:p>
+      <w:pPr>
+        <w:pStyle w:val="ListParagraph"/>
         <w:numPr>
           <w:ilvl w:val="0"/>
-          <w:numId w:val="15"/>
+          <w:numId w:val="18"/>
         </w:numPr>
-      </w:pPr>
-      <w:r>
-        <w:rPr>
-          <w:sz w:val="22"/>
-        </w:rPr>
-        <w:t xml:space="preserve"> </w:t>
-      </w:r>
-      <w:r>
-        <w:rPr>
-          <w:sz w:val="22"/>
-        </w:rPr>
-        <w:t>Implemented Istio/App Mesh, OpenTelemetry, and Jaeger for traffic control, zero</w:t>
-      </w:r>
-      <w:r>
-        <w:rPr>
-          <w:rFonts w:ascii="Cambria Math" w:hAnsi="Cambria Math" w:cs="Cambria Math"/>
-          <w:sz w:val="22"/>
-        </w:rPr>
-        <w:t>‑</w:t>
-      </w:r>
-      <w:r>
-        <w:rPr>
-          <w:sz w:val="22"/>
-        </w:rPr>
-        <w:t>trust networking, and distributed tracing</w:t>
-      </w:r>
-      <w:r>
-        <w:rPr>
-          <w:sz w:val="22"/>
-        </w:rPr>
-        <w:t xml:space="preserve"> and b</w:t>
-      </w:r>
-      <w:r>
-        <w:rPr>
-          <w:sz w:val="22"/>
-        </w:rPr>
-        <w:t xml:space="preserve">uilt </w:t>
-      </w:r>
-      <w:r>
-        <w:rPr>
-          <w:sz w:val="22"/>
-        </w:rPr>
-        <w:t>observability</w:t>
-      </w:r>
-    </w:p>
-    <w:p>
-      <w:pPr>
-        <w:pStyle w:val="List"/>
-        <w:ind w:left="720"/>
-      </w:pPr>
-      <w:r>
-        <w:rPr>
-          <w:b/>
-          <w:bCs/>
-        </w:rPr>
-        <w:t>GitHub Actions CI/CD Modernization with DevSecOps Automation</w:t>
-      </w:r>
-    </w:p>
-    <w:p>
-      <w:pPr>
-        <w:pStyle w:val="List"/>
+        <w:jc w:val="left"/>
+      </w:pPr>
+      <w:r>
+        <w:t>Kubernetes operations (EKS/AKS) with zero downtime deployments and high availability.</w:t>
+      </w:r>
+    </w:p>
+    <w:p>
+      <w:pPr>
+        <w:pStyle w:val="ListParagraph"/>
         <w:numPr>
           <w:ilvl w:val="0"/>
-          <w:numId w:val="16"/>
+          <w:numId w:val="18"/>
         </w:numPr>
-      </w:pPr>
-      <w:r>
-        <w:t>Designed reusable GitHub Actions pipelines enabling automated build, test, scan, and deployment across microservices.</w:t>
-      </w:r>
-    </w:p>
-    <w:p>
-      <w:pPr>
-        <w:pStyle w:val="List"/>
+        <w:jc w:val="left"/>
+      </w:pPr>
+      <w:r>
+        <w:t>Infrastructure automation using modular Terraform for scalable, repeatable cloud provisioning.</w:t>
+      </w:r>
+    </w:p>
+    <w:p>
+      <w:pPr>
+        <w:pStyle w:val="ListParagraph"/>
         <w:numPr>
           <w:ilvl w:val="0"/>
-          <w:numId w:val="16"/>
+          <w:numId w:val="18"/>
         </w:numPr>
-      </w:pPr>
-      <w:r>
-        <w:t>Integrated security scanning (CodeQL, Snyk, SonarCloud, Trivy, Terrascan) with approval gates and rollback workflows, reducing deployment failures by ~40%.</w:t>
-      </w:r>
-    </w:p>
-    <w:p>
-      <w:pPr>
-        <w:pStyle w:val="List"/>
+        <w:jc w:val="left"/>
+      </w:pPr>
+      <w:r>
+        <w:t>CI/CD pipeline design and standardization using GitHub Actions for containerized workloads.</w:t>
+      </w:r>
+    </w:p>
+    <w:p>
+      <w:pPr>
+        <w:pStyle w:val="ListParagraph"/>
         <w:numPr>
           <w:ilvl w:val="0"/>
-          <w:numId w:val="16"/>
+          <w:numId w:val="18"/>
         </w:numPr>
-      </w:pPr>
-      <w:r>
-        <w:t>Standardized CI/CD for Java/Python/Docker workloads, improving release reliability and developer productivity</w:t>
-      </w:r>
-      <w:r>
-        <w:t>.</w:t>
-      </w:r>
-    </w:p>
-    <w:p>
-      <w:pPr>
-        <w:pStyle w:val="List"/>
-        <w:rPr>
-          <w:b/>
-          <w:bCs/>
-        </w:rPr>
-      </w:pPr>
-      <w:r>
-        <w:rPr>
-          <w:b/>
-          <w:bCs/>
-        </w:rPr>
-        <w:t>3. Multi</w:t>
-      </w:r>
-      <w:r>
-        <w:rPr>
-          <w:b/>
-          <w:bCs/>
-        </w:rPr>
-        <w:noBreakHyphen/>
-        <w:t>Cloud Infra &amp; Reliability Engineering (AWS → Azure Migration)</w:t>
-      </w:r>
-    </w:p>
-    <w:p>
-      <w:pPr>
-        <w:pStyle w:val="List"/>
-        <w:numPr>
-          <w:ilvl w:val="0"/>
-          <w:numId w:val="17"/>
-        </w:numPr>
-      </w:pPr>
-      <w:r>
-        <w:t>Led AWS → Azure migration by recreating infra with Terraform modules (VPC, IAM, Kubernetes, compute, storage).</w:t>
-      </w:r>
-    </w:p>
-    <w:p>
-      <w:pPr>
-        <w:pStyle w:val="List"/>
-        <w:numPr>
-          <w:ilvl w:val="0"/>
-          <w:numId w:val="17"/>
-        </w:numPr>
-      </w:pPr>
-      <w:r>
-        <w:t>Implemented SRE practices including SLIs/SLOs, actionable alerting, MTTR dashboards, and automated incident workflows.</w:t>
-      </w:r>
-    </w:p>
-    <w:p>
-      <w:pPr>
-        <w:pStyle w:val="List"/>
-        <w:numPr>
-          <w:ilvl w:val="0"/>
-          <w:numId w:val="17"/>
-        </w:numPr>
-      </w:pPr>
-      <w:r>
-        <w:t>Built monitoring dashboards (latency, error rate, SQS/SNS queues, DLQ depth), improving MTTR by ~35%.</w:t>
-      </w:r>
-    </w:p>
+        <w:jc w:val="left"/>
+      </w:pPr>
+      <w:r>
+        <w:t>SLI/SLO-driven monitoring and actionable alerting to improve reliability and reduce MTTR</w:t>
+      </w:r>
+    </w:p>
+    <w:p/>
     <w:p>
       <w:pPr>
         <w:pStyle w:val="Heading1"/>
@@ -1404,12 +1505,57 @@
           <w:ilvl w:val="0"/>
           <w:numId w:val="9"/>
         </w:numPr>
-      </w:pPr>
-      <w:r>
+        <w:rPr>
+          <w:sz w:val="22"/>
+          <w:szCs w:val="20"/>
+        </w:rPr>
+      </w:pPr>
+      <w:r>
+        <w:rPr>
+          <w:sz w:val="22"/>
+          <w:szCs w:val="20"/>
+        </w:rPr>
         <w:t>AWS Certified DevOps Engineer – Professional</w:t>
       </w:r>
       <w:r>
-        <w:t xml:space="preserve"> (Valid Until: June 2028)</w:t>
+        <w:rPr>
+          <w:sz w:val="22"/>
+          <w:szCs w:val="20"/>
+        </w:rPr>
+        <w:t xml:space="preserve"> (</w:t>
+      </w:r>
+      <w:hyperlink r:id="rId11" w:history="1">
+        <w:r>
+          <w:rPr>
+            <w:rStyle w:val="Hyperlink"/>
+            <w:sz w:val="22"/>
+            <w:szCs w:val="20"/>
+          </w:rPr>
+          <w:t>Valid Until: Ju</w:t>
+        </w:r>
+        <w:r>
+          <w:rPr>
+            <w:rStyle w:val="Hyperlink"/>
+            <w:sz w:val="22"/>
+            <w:szCs w:val="20"/>
+          </w:rPr>
+          <w:t>n</w:t>
+        </w:r>
+        <w:r>
+          <w:rPr>
+            <w:rStyle w:val="Hyperlink"/>
+            <w:sz w:val="22"/>
+            <w:szCs w:val="20"/>
+          </w:rPr>
+          <w:t>e 2028</w:t>
+        </w:r>
+      </w:hyperlink>
+      <w:r>
+        <w:rPr>
+          <w:sz w:val="22"/>
+          <w:szCs w:val="20"/>
+        </w:rPr>
+        <w:t>)</w:t>
       </w:r>
     </w:p>
     <w:p>
@@ -1419,12 +1565,57 @@
           <w:ilvl w:val="0"/>
           <w:numId w:val="9"/>
         </w:numPr>
-      </w:pPr>
-      <w:r>
+        <w:rPr>
+          <w:sz w:val="22"/>
+          <w:szCs w:val="20"/>
+        </w:rPr>
+      </w:pPr>
+      <w:r>
+        <w:rPr>
+          <w:sz w:val="22"/>
+          <w:szCs w:val="20"/>
+        </w:rPr>
         <w:t>AWS Certified Solutions Architect – Professional</w:t>
       </w:r>
       <w:r>
-        <w:t xml:space="preserve"> (Valid Until: July 2028)</w:t>
+        <w:rPr>
+          <w:sz w:val="22"/>
+          <w:szCs w:val="20"/>
+        </w:rPr>
+        <w:t xml:space="preserve"> (</w:t>
+      </w:r>
+      <w:hyperlink r:id="rId12" w:history="1">
+        <w:r>
+          <w:rPr>
+            <w:rStyle w:val="Hyperlink"/>
+            <w:sz w:val="22"/>
+            <w:szCs w:val="20"/>
+          </w:rPr>
+          <w:t>Valid Until: July 20</w:t>
+        </w:r>
+        <w:r>
+          <w:rPr>
+            <w:rStyle w:val="Hyperlink"/>
+            <w:sz w:val="22"/>
+            <w:szCs w:val="20"/>
+          </w:rPr>
+          <w:t>2</w:t>
+        </w:r>
+        <w:r>
+          <w:rPr>
+            <w:rStyle w:val="Hyperlink"/>
+            <w:sz w:val="22"/>
+            <w:szCs w:val="20"/>
+          </w:rPr>
+          <w:t>8</w:t>
+        </w:r>
+      </w:hyperlink>
+      <w:r>
+        <w:rPr>
+          <w:sz w:val="22"/>
+          <w:szCs w:val="20"/>
+        </w:rPr>
+        <w:t>)</w:t>
       </w:r>
     </w:p>
     <w:p>
@@ -1434,14 +1625,30 @@
           <w:ilvl w:val="0"/>
           <w:numId w:val="9"/>
         </w:numPr>
-      </w:pPr>
-      <w:r>
+        <w:rPr>
+          <w:sz w:val="22"/>
+          <w:szCs w:val="20"/>
+        </w:rPr>
+      </w:pPr>
+      <w:r>
+        <w:rPr>
+          <w:sz w:val="22"/>
+          <w:szCs w:val="20"/>
+        </w:rPr>
         <w:t>GitHub</w:t>
       </w:r>
       <w:r>
+        <w:rPr>
+          <w:sz w:val="22"/>
+          <w:szCs w:val="20"/>
+        </w:rPr>
         <w:t xml:space="preserve"> Actions</w:t>
       </w:r>
       <w:r>
+        <w:rPr>
+          <w:sz w:val="22"/>
+          <w:szCs w:val="20"/>
+        </w:rPr>
         <w:t xml:space="preserve"> (Valid Until: July 2027)</w:t>
       </w:r>
     </w:p>
@@ -1452,15 +1659,64 @@
           <w:ilvl w:val="0"/>
           <w:numId w:val="9"/>
         </w:numPr>
-      </w:pPr>
-      <w:r>
+        <w:rPr>
+          <w:sz w:val="22"/>
+          <w:szCs w:val="20"/>
+        </w:rPr>
+      </w:pPr>
+      <w:r>
+        <w:rPr>
+          <w:sz w:val="22"/>
+          <w:szCs w:val="20"/>
+        </w:rPr>
         <w:t>GitHub</w:t>
       </w:r>
       <w:r>
+        <w:rPr>
+          <w:sz w:val="22"/>
+          <w:szCs w:val="20"/>
+        </w:rPr>
         <w:t xml:space="preserve"> Advanced Security</w:t>
       </w:r>
       <w:r>
-        <w:t xml:space="preserve"> (Valid Until: July 2027)</w:t>
+        <w:rPr>
+          <w:sz w:val="22"/>
+          <w:szCs w:val="20"/>
+        </w:rPr>
+        <w:t xml:space="preserve"> (</w:t>
+      </w:r>
+      <w:hyperlink r:id="rId13" w:history="1">
+        <w:r>
+          <w:rPr>
+            <w:rStyle w:val="Hyperlink"/>
+            <w:sz w:val="22"/>
+            <w:szCs w:val="20"/>
+          </w:rPr>
+          <w:t>Valid Until: July 2</w:t>
+        </w:r>
+        <w:r>
+          <w:rPr>
+            <w:rStyle w:val="Hyperlink"/>
+            <w:sz w:val="22"/>
+            <w:szCs w:val="20"/>
+          </w:rPr>
+          <w:t>0</w:t>
+        </w:r>
+        <w:r>
+          <w:rPr>
+            <w:rStyle w:val="Hyperlink"/>
+            <w:sz w:val="22"/>
+            <w:szCs w:val="20"/>
+          </w:rPr>
+          <w:t>27</w:t>
+        </w:r>
+      </w:hyperlink>
+      <w:r>
+        <w:rPr>
+          <w:sz w:val="22"/>
+          <w:szCs w:val="20"/>
+        </w:rPr>
+        <w:t>)</w:t>
       </w:r>
     </w:p>
     <w:p>
@@ -1470,17 +1726,40 @@
           <w:ilvl w:val="0"/>
           <w:numId w:val="9"/>
         </w:numPr>
-      </w:pPr>
-      <w:r>
+        <w:rPr>
+          <w:sz w:val="22"/>
+          <w:szCs w:val="20"/>
+        </w:rPr>
+      </w:pPr>
+      <w:r>
+        <w:rPr>
+          <w:sz w:val="22"/>
+          <w:szCs w:val="20"/>
+        </w:rPr>
         <w:t>Microsoft Certified Azure Fundamentals (AZ-900)</w:t>
       </w:r>
       <w:r>
+        <w:rPr>
+          <w:sz w:val="22"/>
+          <w:szCs w:val="20"/>
+        </w:rPr>
         <w:t xml:space="preserve"> (</w:t>
       </w:r>
-      <w:r>
-        <w:t>Earned: May 2025</w:t>
-      </w:r>
-      <w:r>
+      <w:hyperlink r:id="rId14" w:history="1">
+        <w:r>
+          <w:rPr>
+            <w:rStyle w:val="Hyperlink"/>
+            <w:sz w:val="22"/>
+            <w:szCs w:val="20"/>
+          </w:rPr>
+          <w:t>Earned: May 2025</w:t>
+        </w:r>
+      </w:hyperlink>
+      <w:r>
+        <w:rPr>
+          <w:sz w:val="22"/>
+          <w:szCs w:val="20"/>
+        </w:rPr>
         <w:t>)</w:t>
       </w:r>
     </w:p>
@@ -1491,8 +1770,16 @@
           <w:ilvl w:val="0"/>
           <w:numId w:val="9"/>
         </w:numPr>
-      </w:pPr>
-      <w:r>
+        <w:rPr>
+          <w:sz w:val="22"/>
+          <w:szCs w:val="20"/>
+        </w:rPr>
+      </w:pPr>
+      <w:r>
+        <w:rPr>
+          <w:sz w:val="22"/>
+          <w:szCs w:val="20"/>
+        </w:rPr>
         <w:t>Certified Kubernetes Administrator (CKA) – In Progress</w:t>
       </w:r>
     </w:p>
@@ -2068,6 +2355,119 @@
     </w:lvl>
   </w:abstractNum>
   <w:abstractNum w:abstractNumId="5" w15:restartNumberingAfterBreak="0">
+    <w:nsid w:val="14A77D75"/>
+    <w:multiLevelType w:val="hybridMultilevel"/>
+    <w:tmpl w:val="AE28B838"/>
+    <w:lvl w:ilvl="0" w:tplc="04090001">
+      <w:start w:val="1"/>
+      <w:numFmt w:val="bullet"/>
+      <w:lvlText w:val=""/>
+      <w:lvlJc w:val="left"/>
+      <w:pPr>
+        <w:ind w:left="720" w:hanging="360"/>
+      </w:pPr>
+      <w:rPr>
+        <w:rFonts w:ascii="Symbol" w:hAnsi="Symbol" w:hint="default"/>
+      </w:rPr>
+    </w:lvl>
+    <w:lvl w:ilvl="1" w:tplc="04090003" w:tentative="1">
+      <w:start w:val="1"/>
+      <w:numFmt w:val="bullet"/>
+      <w:lvlText w:val="o"/>
+      <w:lvlJc w:val="left"/>
+      <w:pPr>
+        <w:ind w:left="1440" w:hanging="360"/>
+      </w:pPr>
+      <w:rPr>
+        <w:rFonts w:ascii="Courier New" w:hAnsi="Courier New" w:cs="Courier New" w:hint="default"/>
+      </w:rPr>
+    </w:lvl>
+    <w:lvl w:ilvl="2" w:tplc="04090005" w:tentative="1">
+      <w:start w:val="1"/>
+      <w:numFmt w:val="bullet"/>
+      <w:lvlText w:val=""/>
+      <w:lvlJc w:val="left"/>
+      <w:pPr>
+        <w:ind w:left="2160" w:hanging="360"/>
+      </w:pPr>
+      <w:rPr>
+        <w:rFonts w:ascii="Wingdings" w:hAnsi="Wingdings" w:hint="default"/>
+      </w:rPr>
+    </w:lvl>
+    <w:lvl w:ilvl="3" w:tplc="04090001" w:tentative="1">
+      <w:start w:val="1"/>
+      <w:numFmt w:val="bullet"/>
+      <w:lvlText w:val=""/>
+      <w:lvlJc w:val="left"/>
+      <w:pPr>
+        <w:ind w:left="2880" w:hanging="360"/>
+      </w:pPr>
+      <w:rPr>
+        <w:rFonts w:ascii="Symbol" w:hAnsi="Symbol" w:hint="default"/>
+      </w:rPr>
+    </w:lvl>
+    <w:lvl w:ilvl="4" w:tplc="04090003" w:tentative="1">
+      <w:start w:val="1"/>
+      <w:numFmt w:val="bullet"/>
+      <w:lvlText w:val="o"/>
+      <w:lvlJc w:val="left"/>
+      <w:pPr>
+        <w:ind w:left="3600" w:hanging="360"/>
+      </w:pPr>
+      <w:rPr>
+        <w:rFonts w:ascii="Courier New" w:hAnsi="Courier New" w:cs="Courier New" w:hint="default"/>
+      </w:rPr>
+    </w:lvl>
+    <w:lvl w:ilvl="5" w:tplc="04090005" w:tentative="1">
+      <w:start w:val="1"/>
+      <w:numFmt w:val="bullet"/>
+      <w:lvlText w:val=""/>
+      <w:lvlJc w:val="left"/>
+      <w:pPr>
+        <w:ind w:left="4320" w:hanging="360"/>
+      </w:pPr>
+      <w:rPr>
+        <w:rFonts w:ascii="Wingdings" w:hAnsi="Wingdings" w:hint="default"/>
+      </w:rPr>
+    </w:lvl>
+    <w:lvl w:ilvl="6" w:tplc="04090001" w:tentative="1">
+      <w:start w:val="1"/>
+      <w:numFmt w:val="bullet"/>
+      <w:lvlText w:val=""/>
+      <w:lvlJc w:val="left"/>
+      <w:pPr>
+        <w:ind w:left="5040" w:hanging="360"/>
+      </w:pPr>
+      <w:rPr>
+        <w:rFonts w:ascii="Symbol" w:hAnsi="Symbol" w:hint="default"/>
+      </w:rPr>
+    </w:lvl>
+    <w:lvl w:ilvl="7" w:tplc="04090003" w:tentative="1">
+      <w:start w:val="1"/>
+      <w:numFmt w:val="bullet"/>
+      <w:lvlText w:val="o"/>
+      <w:lvlJc w:val="left"/>
+      <w:pPr>
+        <w:ind w:left="5760" w:hanging="360"/>
+      </w:pPr>
+      <w:rPr>
+        <w:rFonts w:ascii="Courier New" w:hAnsi="Courier New" w:cs="Courier New" w:hint="default"/>
+      </w:rPr>
+    </w:lvl>
+    <w:lvl w:ilvl="8" w:tplc="04090005" w:tentative="1">
+      <w:start w:val="1"/>
+      <w:numFmt w:val="bullet"/>
+      <w:lvlText w:val=""/>
+      <w:lvlJc w:val="left"/>
+      <w:pPr>
+        <w:ind w:left="6480" w:hanging="360"/>
+      </w:pPr>
+      <w:rPr>
+        <w:rFonts w:ascii="Wingdings" w:hAnsi="Wingdings" w:hint="default"/>
+      </w:rPr>
+    </w:lvl>
+  </w:abstractNum>
+  <w:abstractNum w:abstractNumId="6" w15:restartNumberingAfterBreak="0">
     <w:nsid w:val="17F709FB"/>
     <w:multiLevelType w:val="hybridMultilevel"/>
     <w:tmpl w:val="4B8243BC"/>
@@ -2180,7 +2580,7 @@
       </w:rPr>
     </w:lvl>
   </w:abstractNum>
-  <w:abstractNum w:abstractNumId="6" w15:restartNumberingAfterBreak="0">
+  <w:abstractNum w:abstractNumId="7" w15:restartNumberingAfterBreak="0">
     <w:nsid w:val="186629D6"/>
     <w:multiLevelType w:val="hybridMultilevel"/>
     <w:tmpl w:val="469AE446"/>
@@ -2293,7 +2693,7 @@
       </w:rPr>
     </w:lvl>
   </w:abstractNum>
-  <w:abstractNum w:abstractNumId="7" w15:restartNumberingAfterBreak="0">
+  <w:abstractNum w:abstractNumId="8" w15:restartNumberingAfterBreak="0">
     <w:nsid w:val="18D97D27"/>
     <w:multiLevelType w:val="multilevel"/>
     <w:tmpl w:val="4C2C95AC"/>
@@ -2442,7 +2842,7 @@
       </w:rPr>
     </w:lvl>
   </w:abstractNum>
-  <w:abstractNum w:abstractNumId="8" w15:restartNumberingAfterBreak="0">
+  <w:abstractNum w:abstractNumId="9" w15:restartNumberingAfterBreak="0">
     <w:nsid w:val="29D04F32"/>
     <w:multiLevelType w:val="hybridMultilevel"/>
     <w:tmpl w:val="F866260C"/>
@@ -2555,7 +2955,7 @@
       </w:rPr>
     </w:lvl>
   </w:abstractNum>
-  <w:abstractNum w:abstractNumId="9" w15:restartNumberingAfterBreak="0">
+  <w:abstractNum w:abstractNumId="10" w15:restartNumberingAfterBreak="0">
     <w:nsid w:val="2DC815AD"/>
     <w:multiLevelType w:val="hybridMultilevel"/>
     <w:tmpl w:val="701C73B8"/>
@@ -2668,7 +3068,7 @@
       </w:rPr>
     </w:lvl>
   </w:abstractNum>
-  <w:abstractNum w:abstractNumId="10" w15:restartNumberingAfterBreak="0">
+  <w:abstractNum w:abstractNumId="11" w15:restartNumberingAfterBreak="0">
     <w:nsid w:val="340C0100"/>
     <w:multiLevelType w:val="multilevel"/>
     <w:tmpl w:val="3536A228"/>
@@ -2817,7 +3217,7 @@
       </w:rPr>
     </w:lvl>
   </w:abstractNum>
-  <w:abstractNum w:abstractNumId="11" w15:restartNumberingAfterBreak="0">
+  <w:abstractNum w:abstractNumId="12" w15:restartNumberingAfterBreak="0">
     <w:nsid w:val="4A4572EC"/>
     <w:multiLevelType w:val="hybridMultilevel"/>
     <w:tmpl w:val="4B58073A"/>
@@ -2930,7 +3330,7 @@
       </w:rPr>
     </w:lvl>
   </w:abstractNum>
-  <w:abstractNum w:abstractNumId="12" w15:restartNumberingAfterBreak="0">
+  <w:abstractNum w:abstractNumId="13" w15:restartNumberingAfterBreak="0">
     <w:nsid w:val="53692A26"/>
     <w:multiLevelType w:val="hybridMultilevel"/>
     <w:tmpl w:val="6DD28D4E"/>
@@ -3043,7 +3443,7 @@
       </w:rPr>
     </w:lvl>
   </w:abstractNum>
-  <w:abstractNum w:abstractNumId="13" w15:restartNumberingAfterBreak="0">
+  <w:abstractNum w:abstractNumId="14" w15:restartNumberingAfterBreak="0">
     <w:nsid w:val="569D7D68"/>
     <w:multiLevelType w:val="hybridMultilevel"/>
     <w:tmpl w:val="9FD88FD4"/>
@@ -3156,7 +3556,7 @@
       </w:rPr>
     </w:lvl>
   </w:abstractNum>
-  <w:abstractNum w:abstractNumId="14" w15:restartNumberingAfterBreak="0">
+  <w:abstractNum w:abstractNumId="15" w15:restartNumberingAfterBreak="0">
     <w:nsid w:val="5FD07473"/>
     <w:multiLevelType w:val="hybridMultilevel"/>
     <w:tmpl w:val="5CCC9640"/>
@@ -3269,7 +3669,7 @@
       </w:rPr>
     </w:lvl>
   </w:abstractNum>
-  <w:abstractNum w:abstractNumId="15" w15:restartNumberingAfterBreak="0">
+  <w:abstractNum w:abstractNumId="16" w15:restartNumberingAfterBreak="0">
     <w:nsid w:val="65E711AE"/>
     <w:multiLevelType w:val="hybridMultilevel"/>
     <w:tmpl w:val="7EDC57D8"/>
@@ -3382,7 +3782,7 @@
       </w:rPr>
     </w:lvl>
   </w:abstractNum>
-  <w:abstractNum w:abstractNumId="16" w15:restartNumberingAfterBreak="0">
+  <w:abstractNum w:abstractNumId="17" w15:restartNumberingAfterBreak="0">
     <w:nsid w:val="678060F0"/>
     <w:multiLevelType w:val="hybridMultilevel"/>
     <w:tmpl w:val="DFF66EE4"/>
@@ -3499,52 +3899,55 @@
     <w:abstractNumId w:val="4"/>
   </w:num>
   <w:num w:numId="2" w16cid:durableId="873925989">
-    <w:abstractNumId w:val="14"/>
+    <w:abstractNumId w:val="15"/>
   </w:num>
   <w:num w:numId="3" w16cid:durableId="1145048583">
-    <w:abstractNumId w:val="6"/>
+    <w:abstractNumId w:val="7"/>
   </w:num>
   <w:num w:numId="4" w16cid:durableId="428891247">
-    <w:abstractNumId w:val="10"/>
+    <w:abstractNumId w:val="11"/>
   </w:num>
   <w:num w:numId="5" w16cid:durableId="1991596441">
     <w:abstractNumId w:val="0"/>
   </w:num>
   <w:num w:numId="6" w16cid:durableId="531845596">
-    <w:abstractNumId w:val="8"/>
+    <w:abstractNumId w:val="9"/>
   </w:num>
   <w:num w:numId="7" w16cid:durableId="2000191302">
+    <w:abstractNumId w:val="17"/>
+  </w:num>
+  <w:num w:numId="8" w16cid:durableId="1682270019">
     <w:abstractNumId w:val="16"/>
   </w:num>
-  <w:num w:numId="8" w16cid:durableId="1682270019">
-    <w:abstractNumId w:val="15"/>
-  </w:num>
   <w:num w:numId="9" w16cid:durableId="79569657">
-    <w:abstractNumId w:val="13"/>
+    <w:abstractNumId w:val="14"/>
   </w:num>
   <w:num w:numId="10" w16cid:durableId="1498184086">
-    <w:abstractNumId w:val="12"/>
+    <w:abstractNumId w:val="13"/>
   </w:num>
   <w:num w:numId="11" w16cid:durableId="1793862555">
     <w:abstractNumId w:val="2"/>
   </w:num>
   <w:num w:numId="12" w16cid:durableId="1113861399">
-    <w:abstractNumId w:val="5"/>
+    <w:abstractNumId w:val="6"/>
   </w:num>
   <w:num w:numId="13" w16cid:durableId="1273586918">
     <w:abstractNumId w:val="3"/>
   </w:num>
   <w:num w:numId="14" w16cid:durableId="1454207998">
-    <w:abstractNumId w:val="9"/>
+    <w:abstractNumId w:val="10"/>
   </w:num>
   <w:num w:numId="15" w16cid:durableId="1022779059">
-    <w:abstractNumId w:val="11"/>
+    <w:abstractNumId w:val="12"/>
   </w:num>
   <w:num w:numId="16" w16cid:durableId="1771319727">
     <w:abstractNumId w:val="1"/>
   </w:num>
   <w:num w:numId="17" w16cid:durableId="689988274">
-    <w:abstractNumId w:val="7"/>
+    <w:abstractNumId w:val="8"/>
+  </w:num>
+  <w:num w:numId="18" w16cid:durableId="2093162801">
+    <w:abstractNumId w:val="5"/>
   </w:num>
 </w:numbering>
 </file>
@@ -3977,7 +4380,6 @@
   <w:style w:type="character" w:default="1" w:styleId="DefaultParagraphFont">
     <w:name w:val="Default Paragraph Font"/>
     <w:uiPriority w:val="1"/>
-    <w:semiHidden/>
     <w:unhideWhenUsed/>
   </w:style>
   <w:style w:type="table" w:default="1" w:styleId="TableNormal">
@@ -4332,6 +4734,18 @@
     <w:rsid w:val="00EA2625"/>
     <w:rPr>
       <w:sz w:val="14"/>
+    </w:rPr>
+  </w:style>
+  <w:style w:type="character" w:styleId="FollowedHyperlink">
+    <w:name w:val="FollowedHyperlink"/>
+    <w:basedOn w:val="DefaultParagraphFont"/>
+    <w:uiPriority w:val="99"/>
+    <w:semiHidden/>
+    <w:unhideWhenUsed/>
+    <w:rsid w:val="00AD2006"/>
+    <w:rPr>
+      <w:color w:val="96607D" w:themeColor="followedHyperlink"/>
+      <w:u w:val="single"/>
     </w:rPr>
   </w:style>
 </w:styles>
